--- a/zhaocai-modules/zhaocai-business/src/main/resources/templates/planTemplate.docx
+++ b/zhaocai-modules/zhaocai-business/src/main/resources/templates/planTemplate.docx
@@ -190,16 +190,16 @@
             <w:pPr>
               <w:spacing w:after="0"/>
               <w:rPr>
-                <w:rFonts w:hint="eastAsia" w:ascii="宋体" w:hAnsi="宋体" w:eastAsia="宋体" w:cs="宋体"/>
-                <w:sz w:val="18"/>
-                <w:szCs w:val="18"/>
-              </w:rPr>
-            </w:pPr>
-            <w:r>
-              <w:rPr>
-                <w:rFonts w:hint="eastAsia" w:ascii="宋体" w:hAnsi="宋体" w:eastAsia="宋体" w:cs="宋体"/>
-                <w:sz w:val="18"/>
-                <w:szCs w:val="18"/>
+                <w:rFonts w:hint="eastAsia" w:eastAsiaTheme="minorEastAsia"/>
+                <w:sz w:val="20"/>
+                <w:szCs w:val="20"/>
+              </w:rPr>
+            </w:pPr>
+            <w:r>
+              <w:rPr>
+                <w:rFonts w:hint="eastAsia" w:eastAsiaTheme="minorEastAsia"/>
+                <w:sz w:val="20"/>
+                <w:szCs w:val="20"/>
               </w:rPr>
               <w:t>{{agreement.projectName}}</w:t>
             </w:r>
@@ -245,16 +245,16 @@
             <w:pPr>
               <w:spacing w:after="0"/>
               <w:rPr>
-                <w:rFonts w:hint="eastAsia" w:ascii="宋体" w:hAnsi="宋体" w:eastAsia="宋体" w:cs="宋体"/>
-                <w:sz w:val="18"/>
-                <w:szCs w:val="18"/>
-              </w:rPr>
-            </w:pPr>
-            <w:r>
-              <w:rPr>
-                <w:rFonts w:hint="eastAsia" w:ascii="宋体" w:hAnsi="宋体" w:eastAsia="宋体" w:cs="宋体"/>
-                <w:sz w:val="18"/>
-                <w:szCs w:val="18"/>
+                <w:rFonts w:hint="eastAsia" w:eastAsiaTheme="minorEastAsia"/>
+                <w:sz w:val="20"/>
+                <w:szCs w:val="20"/>
+              </w:rPr>
+            </w:pPr>
+            <w:r>
+              <w:rPr>
+                <w:rFonts w:hint="eastAsia" w:eastAsiaTheme="minorEastAsia"/>
+                <w:sz w:val="20"/>
+                <w:szCs w:val="20"/>
               </w:rPr>
               <w:t>{{agreement.procurementPlanCode}}</w:t>
             </w:r>
@@ -321,16 +321,16 @@
             <w:pPr>
               <w:spacing w:after="0"/>
               <w:rPr>
-                <w:rFonts w:hint="eastAsia" w:ascii="宋体" w:hAnsi="宋体" w:eastAsia="宋体" w:cs="宋体"/>
-                <w:sz w:val="18"/>
-                <w:szCs w:val="18"/>
-              </w:rPr>
-            </w:pPr>
-            <w:r>
-              <w:rPr>
-                <w:rFonts w:hint="eastAsia" w:ascii="宋体" w:hAnsi="宋体" w:eastAsia="宋体" w:cs="宋体"/>
-                <w:sz w:val="18"/>
-                <w:szCs w:val="18"/>
+                <w:rFonts w:hint="eastAsia" w:eastAsiaTheme="minorEastAsia"/>
+                <w:sz w:val="20"/>
+                <w:szCs w:val="20"/>
+              </w:rPr>
+            </w:pPr>
+            <w:r>
+              <w:rPr>
+                <w:rFonts w:hint="eastAsia" w:eastAsiaTheme="minorEastAsia"/>
+                <w:sz w:val="20"/>
+                <w:szCs w:val="20"/>
               </w:rPr>
               <w:t>{{agreement.projectHierarchy}}</w:t>
             </w:r>
@@ -379,16 +379,16 @@
             <w:pPr>
               <w:spacing w:after="0"/>
               <w:rPr>
-                <w:rFonts w:hint="eastAsia" w:ascii="宋体" w:hAnsi="宋体" w:eastAsia="宋体" w:cs="宋体"/>
-                <w:sz w:val="18"/>
-                <w:szCs w:val="18"/>
-              </w:rPr>
-            </w:pPr>
-            <w:r>
-              <w:rPr>
-                <w:rFonts w:hint="eastAsia" w:ascii="宋体" w:hAnsi="宋体" w:eastAsia="宋体" w:cs="宋体"/>
-                <w:sz w:val="18"/>
-                <w:szCs w:val="18"/>
+                <w:rFonts w:hint="eastAsia" w:eastAsiaTheme="minorEastAsia"/>
+                <w:sz w:val="20"/>
+                <w:szCs w:val="20"/>
+              </w:rPr>
+            </w:pPr>
+            <w:r>
+              <w:rPr>
+                <w:rFonts w:hint="eastAsia" w:eastAsiaTheme="minorEastAsia"/>
+                <w:sz w:val="20"/>
+                <w:szCs w:val="20"/>
               </w:rPr>
               <w:t>{{agreement.procurementOfficerName}}</w:t>
             </w:r>
@@ -455,16 +455,16 @@
             <w:pPr>
               <w:spacing w:after="0"/>
               <w:rPr>
-                <w:rFonts w:hint="eastAsia" w:ascii="宋体" w:hAnsi="宋体" w:eastAsia="宋体" w:cs="宋体"/>
-                <w:sz w:val="18"/>
-                <w:szCs w:val="18"/>
-              </w:rPr>
-            </w:pPr>
-            <w:r>
-              <w:rPr>
-                <w:rFonts w:hint="eastAsia" w:ascii="宋体" w:hAnsi="宋体" w:eastAsia="宋体" w:cs="宋体"/>
-                <w:sz w:val="18"/>
-                <w:szCs w:val="18"/>
+                <w:rFonts w:hint="eastAsia" w:eastAsiaTheme="minorEastAsia"/>
+                <w:sz w:val="20"/>
+                <w:szCs w:val="20"/>
+              </w:rPr>
+            </w:pPr>
+            <w:r>
+              <w:rPr>
+                <w:rFonts w:hint="eastAsia" w:eastAsiaTheme="minorEastAsia"/>
+                <w:sz w:val="20"/>
+                <w:szCs w:val="20"/>
               </w:rPr>
               <w:t>{{agreement.timeTxt}}</w:t>
             </w:r>
@@ -519,33 +519,33 @@
             <w:pPr>
               <w:spacing w:after="0"/>
               <w:rPr>
-                <w:rFonts w:hint="eastAsia" w:ascii="宋体" w:hAnsi="宋体" w:eastAsia="宋体" w:cs="宋体"/>
-                <w:sz w:val="18"/>
-                <w:szCs w:val="18"/>
-              </w:rPr>
-            </w:pPr>
-            <w:r>
-              <w:rPr>
-                <w:rFonts w:hint="eastAsia" w:ascii="宋体" w:hAnsi="宋体" w:eastAsia="宋体" w:cs="宋体"/>
-                <w:sz w:val="18"/>
-                <w:szCs w:val="18"/>
+                <w:rFonts w:hint="eastAsia" w:eastAsiaTheme="minorEastAsia"/>
+                <w:sz w:val="20"/>
+                <w:szCs w:val="20"/>
+              </w:rPr>
+            </w:pPr>
+            <w:r>
+              <w:rPr>
+                <w:rFonts w:hint="eastAsia" w:eastAsiaTheme="minorEastAsia"/>
+                <w:sz w:val="20"/>
+                <w:szCs w:val="20"/>
               </w:rPr>
               <w:t>{{agreement.timeTxt</w:t>
             </w:r>
             <w:r>
               <w:rPr>
-                <w:rFonts w:hint="eastAsia" w:ascii="宋体" w:hAnsi="宋体" w:eastAsia="宋体" w:cs="宋体"/>
-                <w:sz w:val="18"/>
-                <w:szCs w:val="18"/>
+                <w:rFonts w:hint="eastAsia" w:eastAsiaTheme="minorEastAsia"/>
+                <w:sz w:val="20"/>
+                <w:szCs w:val="20"/>
                 <w:lang w:val="en-US" w:eastAsia="zh-CN"/>
               </w:rPr>
               <w:t>Two</w:t>
             </w:r>
             <w:r>
               <w:rPr>
-                <w:rFonts w:hint="eastAsia" w:ascii="宋体" w:hAnsi="宋体" w:eastAsia="宋体" w:cs="宋体"/>
-                <w:sz w:val="18"/>
-                <w:szCs w:val="18"/>
+                <w:rFonts w:hint="eastAsia" w:eastAsiaTheme="minorEastAsia"/>
+                <w:sz w:val="20"/>
+                <w:szCs w:val="20"/>
               </w:rPr>
               <w:t>}}</w:t>
             </w:r>
@@ -612,33 +612,33 @@
             <w:pPr>
               <w:spacing w:after="0"/>
               <w:rPr>
-                <w:rFonts w:hint="eastAsia" w:ascii="宋体" w:hAnsi="宋体" w:eastAsia="宋体" w:cs="宋体"/>
-                <w:sz w:val="18"/>
-                <w:szCs w:val="18"/>
-              </w:rPr>
-            </w:pPr>
-            <w:r>
-              <w:rPr>
-                <w:rFonts w:hint="eastAsia" w:ascii="宋体" w:hAnsi="宋体" w:eastAsia="宋体" w:cs="宋体"/>
-                <w:sz w:val="18"/>
-                <w:szCs w:val="18"/>
+                <w:rFonts w:hint="eastAsia" w:eastAsiaTheme="minorEastAsia"/>
+                <w:sz w:val="20"/>
+                <w:szCs w:val="20"/>
+              </w:rPr>
+            </w:pPr>
+            <w:r>
+              <w:rPr>
+                <w:rFonts w:hint="eastAsia" w:eastAsiaTheme="minorEastAsia"/>
+                <w:sz w:val="20"/>
+                <w:szCs w:val="20"/>
               </w:rPr>
               <w:t>{{agreement.timeTxt</w:t>
             </w:r>
             <w:r>
               <w:rPr>
-                <w:rFonts w:hint="eastAsia" w:ascii="宋体" w:hAnsi="宋体" w:eastAsia="宋体" w:cs="宋体"/>
-                <w:sz w:val="18"/>
-                <w:szCs w:val="18"/>
+                <w:rFonts w:hint="eastAsia" w:eastAsiaTheme="minorEastAsia"/>
+                <w:sz w:val="20"/>
+                <w:szCs w:val="20"/>
                 <w:lang w:val="en-US" w:eastAsia="zh-CN"/>
               </w:rPr>
               <w:t>Three</w:t>
             </w:r>
             <w:r>
               <w:rPr>
-                <w:rFonts w:hint="eastAsia" w:ascii="宋体" w:hAnsi="宋体" w:eastAsia="宋体" w:cs="宋体"/>
-                <w:sz w:val="18"/>
-                <w:szCs w:val="18"/>
+                <w:rFonts w:hint="eastAsia" w:eastAsiaTheme="minorEastAsia"/>
+                <w:sz w:val="20"/>
+                <w:szCs w:val="20"/>
               </w:rPr>
               <w:t>}}</w:t>
             </w:r>
@@ -687,16 +687,16 @@
             <w:pPr>
               <w:spacing w:after="0"/>
               <w:rPr>
-                <w:rFonts w:hint="eastAsia" w:ascii="宋体" w:hAnsi="宋体" w:eastAsia="宋体" w:cs="宋体"/>
-                <w:sz w:val="18"/>
-                <w:szCs w:val="18"/>
-              </w:rPr>
-            </w:pPr>
-            <w:r>
-              <w:rPr>
-                <w:rFonts w:hint="eastAsia" w:ascii="宋体" w:hAnsi="宋体" w:eastAsia="宋体" w:cs="宋体"/>
-                <w:sz w:val="18"/>
-                <w:szCs w:val="18"/>
+                <w:rFonts w:hint="eastAsia" w:eastAsiaTheme="minorEastAsia"/>
+                <w:sz w:val="20"/>
+                <w:szCs w:val="20"/>
+              </w:rPr>
+            </w:pPr>
+            <w:r>
+              <w:rPr>
+                <w:rFonts w:hint="eastAsia" w:eastAsiaTheme="minorEastAsia"/>
+                <w:sz w:val="20"/>
+                <w:szCs w:val="20"/>
               </w:rPr>
               <w:t>{{agreement.subjectMatterName}}</w:t>
             </w:r>
@@ -763,16 +763,16 @@
             <w:pPr>
               <w:spacing w:after="0"/>
               <w:rPr>
-                <w:rFonts w:hint="eastAsia" w:ascii="宋体" w:hAnsi="宋体" w:eastAsia="宋体" w:cs="宋体"/>
-                <w:sz w:val="18"/>
-                <w:szCs w:val="18"/>
-              </w:rPr>
-            </w:pPr>
-            <w:r>
-              <w:rPr>
-                <w:rFonts w:hint="eastAsia" w:ascii="宋体" w:hAnsi="宋体" w:eastAsia="宋体" w:cs="宋体"/>
-                <w:sz w:val="18"/>
-                <w:szCs w:val="18"/>
+                <w:rFonts w:hint="eastAsia" w:eastAsiaTheme="minorEastAsia"/>
+                <w:sz w:val="20"/>
+                <w:szCs w:val="20"/>
+              </w:rPr>
+            </w:pPr>
+            <w:r>
+              <w:rPr>
+                <w:rFonts w:hint="eastAsia" w:eastAsiaTheme="minorEastAsia"/>
+                <w:sz w:val="20"/>
+                <w:szCs w:val="20"/>
               </w:rPr>
               <w:t>{{contractPlanning.plannedAmountInclTaxText}}</w:t>
             </w:r>
@@ -1303,8 +1303,6 @@
         </w:rPr>
         <w:t>审核签字</w:t>
       </w:r>
-      <w:bookmarkStart w:id="0" w:name="_GoBack"/>
-      <w:bookmarkEnd w:id="0"/>
     </w:p>
     <w:tbl>
       <w:tblPr>
